--- a/acts-sermons/docx/59_2027-11-28_하나님의뜻을다너희에게전하였노라_행20장13-27절.docx
+++ b/acts-sermons/docx/59_2027-11-28_하나님의뜻을다너희에게전하였노라_행20장13-27절.docx
@@ -660,33 +660,33 @@
           <w:sz w:val="24"/>
           <w:szCs w:val="24"/>
         </w:rPr>
-        <w:t xml:space="preserve">열왕기상 22장에 미가야라는 선지자가 나옵니다. 북이스라엘의 아합 왕과 유다의 여호사밧 왕이 함께 아람과 전쟁하려 할 때였습니다. 아합은 선지자 사백 명을 모아 놓고 물었습니다. 그들은 한목소리로 “올라가소서 주께서 그 성읍을 왕의 손에 넘기시리이다”라고 외쳤습니다. 그 중 한 사람은 철로 뿔들을 만들어 이것으로 아람을 찌르리라고 연출까지 했습니다.</w:t>
-      </w:r>
-    </w:p>
-    <w:p>
-      <w:pPr>
-        <w:spacing w:after="160" w:line="360"/>
-      </w:pPr>
-      <w:r>
-        <w:rPr>
-          <w:rFonts w:ascii="맑은 고딕" w:cs="맑은 고딕" w:eastAsia="맑은 고딕" w:hAnsi="맑은 고딕"/>
-          <w:sz w:val="24"/>
-          <w:szCs w:val="24"/>
-        </w:rPr>
-        <w:t xml:space="preserve">그러나 여호사밧은 무언가 불안했습니다. 그래서 다른 선지자가 없느냐고 물었습니다. 아합은 미가야가 있지만 그는 내게 대하여 길한 일은 예언하지 아니하고 흉한 일만 예언하므로 미워한다고 대답했습니다. 미가야를 데리러 간 사신은 다른 선지자들처럼 좋게 말하라고 부탁했습니다. 그러나 미가야는 말했습니다. “여호와께서 내게 말씀하시는 것 곧 그것을 내가 말하리라.”</w:t>
-      </w:r>
-    </w:p>
-    <w:p>
-      <w:pPr>
-        <w:spacing w:after="160" w:line="360"/>
-      </w:pPr>
-      <w:r>
-        <w:rPr>
-          <w:rFonts w:ascii="맑은 고딕" w:cs="맑은 고딕" w:eastAsia="맑은 고딕" w:hAnsi="맑은 고딕"/>
-          <w:sz w:val="24"/>
-          <w:szCs w:val="24"/>
-        </w:rPr>
-        <w:t xml:space="preserve">미가야는 왕이 전쟁에서 죽을 것이라고 전했고, 그 대가로 뺨을 맞고 감옥에 갇혀 고생의 떡과 고생의 물을 먹게 되었습니다. 그러나 그의 말대로 아합은 변장까지 했음에도 우연히 쏜 화살에 맞아 죽었습니다. 사백 명의 듣기 좋은 말보다 한 사람의 정직한 말씀이 참이었습니다. 하나님의 종은 사람의 귀를 즐겁게 하는 사람이 아니라 하나님의 뜻을 꺼리지 않고 전하는 사람입니다.</w:t>
+        <w:t xml:space="preserve">마태복음 25장에서 예수님은 달란트 비유를 말씀하셨습니다. 주인이 타국에 가면서 종들에게 각각 그 재능대로 다섯 달란트, 두 달란트, 한 달란트를 맡겼습니다. 다섯 달란트와 두 달란트 받은 종은 바로 가서 장사하여 그만큼 더 남겼습니다. 그러나 한 달란트 받은 종은 땅을 파고 주인의 돈을 감추어 두었습니다.</w:t>
+      </w:r>
+    </w:p>
+    <w:p>
+      <w:pPr>
+        <w:spacing w:after="160" w:line="360"/>
+      </w:pPr>
+      <w:r>
+        <w:rPr>
+          <w:rFonts w:ascii="맑은 고딕" w:cs="맑은 고딕" w:eastAsia="맑은 고딕" w:hAnsi="맑은 고딕"/>
+          <w:sz w:val="24"/>
+          <w:szCs w:val="24"/>
+        </w:rPr>
+        <w:t xml:space="preserve">오랜 후에 주인이 돌아와 결산할 때, 그 종은 주인이 굳은 사람인 줄 알고 두려워하여 땅에 감추어 두었다고 변명했습니다. 주인은 그를 악하고 게으른 종이라고 꾸짖었습니다. 그 종은 주인의 것을 잃어버리지는 않았습니다. 그러나 맡겨진 것을 내어놓지 않고 땅속에 묻어 두었습니다. 두려움 때문에 맡은 것을 감춘 것입니다.</w:t>
+      </w:r>
+    </w:p>
+    <w:p>
+      <w:pPr>
+        <w:spacing w:after="160" w:line="360"/>
+      </w:pPr>
+      <w:r>
+        <w:rPr>
+          <w:rFonts w:ascii="맑은 고딕" w:cs="맑은 고딕" w:eastAsia="맑은 고딕" w:hAnsi="맑은 고딕"/>
+          <w:sz w:val="24"/>
+          <w:szCs w:val="24"/>
+        </w:rPr>
+        <w:t xml:space="preserve">바울은 에베소 장로들에게 자신은 유익한 것은 무엇이든지 꺼리지 않고 전하였고, 하나님의 뜻을 다 전하였다고 말합니다. 그는 맡겨진 복음을 땅에 묻지 않았습니다. 사람들이 싫어할 말씀이라고 빼놓지 않았고, 위험하다고 감추지 않았습니다. 하나님의 종은 사람의 귀를 즐겁게 하는 사람이 아니라 맡겨진 말씀을 모두 내어놓는 청지기입니다. 주님은 그런 종에게 말씀하십니다. “잘하였도다 착하고 충성된 종아”(마 25:21).</w:t>
       </w:r>
     </w:p>
     <w:p>

--- a/acts-sermons/docx/59_2027-11-28_하나님의뜻을다너희에게전하였노라_행20장13-27절.docx
+++ b/acts-sermons/docx/59_2027-11-28_하나님의뜻을다너희에게전하였노라_행20장13-27절.docx
@@ -292,7 +292,7 @@
           <w:sz w:val="24"/>
           <w:szCs w:val="24"/>
         </w:rPr>
-        <w:t xml:space="preserve">둘째는 ‘눈물’입니다. 바울은 이 설교에서 눈물을 세 번 언급합니다. 19절의 섬김의 눈물, 31절의 훈계의 눈물, 그리고 37절에서 장로들이 흘린 이별의 눈물입니다. 바울은 차가운 교리 전달자가 아니었습니다. 그는 사람들의 영혼을 위해 울었습니다. 셋째로 그는 ‘시험을 참고’ 섬겼습니다. 유대인들의 간계와 반대 속에서도 물러서지 않았습니다. 겸손과 눈물과 인내, 이것이 은혜를 받은 사람의 섬김의 모습입니다. 교만한 사람은 눈물을 흘리지 않습니다. 자기가 얼마나 큰 은혜를 받았는지 아는 사람만이 다른 영혼을 위해 울 수 있습니다.</w:t>
+        <w:t xml:space="preserve">둘째는 ‘눈물’입니다. 이 고별 장면에는 눈물이 세 번 나옵니다. 바울이 말한 19절의 섬김의 눈물과 31절의 훈계의 눈물, 그리고 37절에서 장로들이 흘린 이별의 눈물입니다. 바울은 차가운 교리 전달자가 아니었습니다. 그는 사람들의 영혼을 위해 울었습니다. 셋째로 그는 ‘시험을 참고’ 섬겼습니다. 유대인들의 간계와 반대 속에서도 물러서지 않았습니다. 겸손과 눈물과 인내, 이것이 은혜를 받은 사람의 섬김의 모습입니다. 교만한 사람은 눈물을 흘리지 않습니다. 자기가 얼마나 큰 은혜를 받았는지 아는 사람만이 다른 영혼을 위해 울 수 있습니다.</w:t>
       </w:r>
     </w:p>
     <w:p>
